--- a/evaluation/corpus/phoenix_evaluation.docx
+++ b/evaluation/corpus/phoenix_evaluation.docx
@@ -7,22 +7,17 @@
         <w:pStyle w:val="Heading1"/>
       </w:pPr>
       <w:r>
-        <w:t>Phoenix AI DOCX Evaluation</w:t>
+        <w:t>Phoenix Evaluation</w:t>
       </w:r>
     </w:p>
     <w:p>
       <w:r>
-        <w:t>Phoenix AI's document-scoped RAG pipeline supports deterministic document references.</w:t>
+        <w:t>The generation model used is qwen3:4b-instruct through Ollama.</w:t>
       </w:r>
     </w:p>
     <w:p>
       <w:r>
-        <w:t>The canonical vector database in this evaluation corpus is Qdrant.</w:t>
-      </w:r>
-    </w:p>
-    <w:p>
-      <w:r>
-        <w:t>The generation model is qwen3:4b-instruct through Ollama.</w:t>
+        <w:t>The embedding model used is nomic-embed-text with 768 dimensions.</w:t>
       </w:r>
     </w:p>
     <w:sectPr>
